--- a/Tła do kafelek poziomy.docx
+++ b/Tła do kafelek poziomy.docx
@@ -335,6 +335,11 @@
       </w:r>
     </w:p>
     <w:p>
+      <w:pPr>
+        <w:rPr>
+          <w:rFonts w:eastAsiaTheme="minorEastAsia"/>
+        </w:rPr>
+      </w:pPr>
       <m:oMathPara>
         <m:oMath>
           <m:func>
@@ -372,13 +377,7 @@
                     <w:rPr>
                       <w:rFonts w:ascii="Cambria Math" w:hAnsi="Cambria Math"/>
                     </w:rPr>
-                    <m:t>x</m:t>
-                  </m:r>
-                  <m:r>
-                    <w:rPr>
-                      <w:rFonts w:ascii="Cambria Math" w:hAnsi="Cambria Math"/>
-                    </w:rPr>
-                    <m:t>→</m:t>
+                    <m:t>x→</m:t>
                   </m:r>
                   <m:sSup>
                     <m:sSupPr>
@@ -499,6 +498,534 @@
         </m:oMath>
       </m:oMathPara>
     </w:p>
+    <w:p>
+      <w:pPr>
+        <w:rPr>
+          <w:rFonts w:eastAsiaTheme="minorEastAsia"/>
+        </w:rPr>
+      </w:pPr>
+    </w:p>
+    <w:tbl>
+      <w:tblPr>
+        <w:tblStyle w:val="Tabela-Siatka"/>
+        <w:tblW w:w="3007" w:type="dxa"/>
+        <w:jc w:val="center"/>
+        <w:tblLook w:val="04A0" w:firstRow="1" w:lastRow="0" w:firstColumn="1" w:lastColumn="0" w:noHBand="0" w:noVBand="1"/>
+      </w:tblPr>
+      <w:tblGrid>
+        <w:gridCol w:w="3007"/>
+      </w:tblGrid>
+      <w:tr>
+        <w:trPr>
+          <w:trHeight w:val="1410"/>
+          <w:jc w:val="center"/>
+        </w:trPr>
+        <w:tc>
+          <w:tcPr>
+            <w:tcW w:w="3007" w:type="dxa"/>
+            <w:vAlign w:val="center"/>
+          </w:tcPr>
+          <w:p>
+            <w:pPr>
+              <w:jc w:val="center"/>
+              <w:rPr>
+                <w:rFonts w:eastAsiaTheme="minorEastAsia"/>
+              </w:rPr>
+            </w:pPr>
+            <m:oMathPara>
+              <m:oMath>
+                <m:d>
+                  <m:dPr>
+                    <m:begChr m:val="{"/>
+                    <m:endChr m:val=""/>
+                    <m:ctrlPr>
+                      <w:rPr>
+                        <w:rFonts w:ascii="Cambria Math" w:hAnsi="Cambria Math"/>
+                        <w:i/>
+                      </w:rPr>
+                    </m:ctrlPr>
+                  </m:dPr>
+                  <m:e>
+                    <m:eqArr>
+                      <m:eqArrPr>
+                        <m:ctrlPr>
+                          <w:rPr>
+                            <w:rFonts w:ascii="Cambria Math" w:hAnsi="Cambria Math"/>
+                            <w:i/>
+                          </w:rPr>
+                        </m:ctrlPr>
+                      </m:eqArrPr>
+                      <m:e>
+                        <m:r>
+                          <w:rPr>
+                            <w:rFonts w:ascii="Cambria Math" w:hAnsi="Cambria Math"/>
+                          </w:rPr>
+                          <m:t>2x-y=6</m:t>
+                        </m:r>
+                      </m:e>
+                      <m:e>
+                        <m:r>
+                          <w:rPr>
+                            <w:rFonts w:ascii="Cambria Math" w:hAnsi="Cambria Math"/>
+                          </w:rPr>
+                          <m:t>5x+2y=-10</m:t>
+                        </m:r>
+                      </m:e>
+                    </m:eqArr>
+                  </m:e>
+                </m:d>
+              </m:oMath>
+            </m:oMathPara>
+          </w:p>
+          <w:p>
+            <w:pPr>
+              <w:jc w:val="center"/>
+            </w:pPr>
+          </w:p>
+        </w:tc>
+      </w:tr>
+      <w:tr>
+        <w:trPr>
+          <w:trHeight w:val="1410"/>
+          <w:jc w:val="center"/>
+        </w:trPr>
+        <w:tc>
+          <w:tcPr>
+            <w:tcW w:w="3007" w:type="dxa"/>
+            <w:vAlign w:val="center"/>
+          </w:tcPr>
+          <w:p>
+            <w:pPr>
+              <w:jc w:val="center"/>
+              <w:rPr>
+                <w:rFonts w:eastAsiaTheme="minorEastAsia"/>
+              </w:rPr>
+            </w:pPr>
+            <m:oMathPara>
+              <m:oMath>
+                <m:f>
+                  <m:fPr>
+                    <m:ctrlPr>
+                      <w:rPr>
+                        <w:rFonts w:ascii="Cambria Math" w:hAnsi="Cambria Math"/>
+                        <w:i/>
+                      </w:rPr>
+                    </m:ctrlPr>
+                  </m:fPr>
+                  <m:num>
+                    <m:sSup>
+                      <m:sSupPr>
+                        <m:ctrlPr>
+                          <w:rPr>
+                            <w:rFonts w:ascii="Cambria Math" w:hAnsi="Cambria Math"/>
+                            <w:i/>
+                          </w:rPr>
+                        </m:ctrlPr>
+                      </m:sSupPr>
+                      <m:e>
+                        <m:r>
+                          <w:rPr>
+                            <w:rFonts w:ascii="Cambria Math" w:hAnsi="Cambria Math"/>
+                          </w:rPr>
+                          <m:t>2</m:t>
+                        </m:r>
+                      </m:e>
+                      <m:sup>
+                        <m:r>
+                          <w:rPr>
+                            <w:rFonts w:ascii="Cambria Math" w:hAnsi="Cambria Math"/>
+                          </w:rPr>
+                          <m:t>11</m:t>
+                        </m:r>
+                      </m:sup>
+                    </m:sSup>
+                    <m:r>
+                      <w:rPr>
+                        <w:rFonts w:ascii="Cambria Math" w:hAnsi="Cambria Math"/>
+                      </w:rPr>
+                      <m:t>⋅</m:t>
+                    </m:r>
+                    <m:sSup>
+                      <m:sSupPr>
+                        <m:ctrlPr>
+                          <w:rPr>
+                            <w:rFonts w:ascii="Cambria Math" w:hAnsi="Cambria Math"/>
+                            <w:i/>
+                          </w:rPr>
+                        </m:ctrlPr>
+                      </m:sSupPr>
+                      <m:e>
+                        <m:r>
+                          <w:rPr>
+                            <w:rFonts w:ascii="Cambria Math" w:hAnsi="Cambria Math"/>
+                          </w:rPr>
+                          <m:t>4</m:t>
+                        </m:r>
+                      </m:e>
+                      <m:sup>
+                        <m:r>
+                          <w:rPr>
+                            <w:rFonts w:ascii="Cambria Math" w:hAnsi="Cambria Math"/>
+                          </w:rPr>
+                          <m:t>8</m:t>
+                        </m:r>
+                      </m:sup>
+                    </m:sSup>
+                  </m:num>
+                  <m:den>
+                    <m:sSup>
+                      <m:sSupPr>
+                        <m:ctrlPr>
+                          <w:rPr>
+                            <w:rFonts w:ascii="Cambria Math" w:hAnsi="Cambria Math"/>
+                            <w:i/>
+                          </w:rPr>
+                        </m:ctrlPr>
+                      </m:sSupPr>
+                      <m:e>
+                        <m:r>
+                          <w:rPr>
+                            <w:rFonts w:ascii="Cambria Math" w:hAnsi="Cambria Math"/>
+                          </w:rPr>
+                          <m:t>8</m:t>
+                        </m:r>
+                      </m:e>
+                      <m:sup>
+                        <m:r>
+                          <w:rPr>
+                            <w:rFonts w:ascii="Cambria Math" w:hAnsi="Cambria Math"/>
+                          </w:rPr>
+                          <m:t>4</m:t>
+                        </m:r>
+                      </m:sup>
+                    </m:sSup>
+                    <m:r>
+                      <w:rPr>
+                        <w:rFonts w:ascii="Cambria Math" w:hAnsi="Cambria Math"/>
+                      </w:rPr>
+                      <m:t>⋅</m:t>
+                    </m:r>
+                    <m:sSup>
+                      <m:sSupPr>
+                        <m:ctrlPr>
+                          <w:rPr>
+                            <w:rFonts w:ascii="Cambria Math" w:hAnsi="Cambria Math"/>
+                            <w:i/>
+                          </w:rPr>
+                        </m:ctrlPr>
+                      </m:sSupPr>
+                      <m:e>
+                        <m:r>
+                          <w:rPr>
+                            <w:rFonts w:ascii="Cambria Math" w:hAnsi="Cambria Math"/>
+                          </w:rPr>
+                          <m:t>16</m:t>
+                        </m:r>
+                      </m:e>
+                      <m:sup>
+                        <m:r>
+                          <w:rPr>
+                            <w:rFonts w:ascii="Cambria Math" w:hAnsi="Cambria Math"/>
+                          </w:rPr>
+                          <m:t>3</m:t>
+                        </m:r>
+                      </m:sup>
+                    </m:sSup>
+                  </m:den>
+                </m:f>
+              </m:oMath>
+            </m:oMathPara>
+          </w:p>
+          <w:p>
+            <w:pPr>
+              <w:jc w:val="center"/>
+            </w:pPr>
+          </w:p>
+        </w:tc>
+      </w:tr>
+      <w:tr>
+        <w:trPr>
+          <w:trHeight w:val="1410"/>
+          <w:jc w:val="center"/>
+        </w:trPr>
+        <w:tc>
+          <w:tcPr>
+            <w:tcW w:w="3007" w:type="dxa"/>
+            <w:vAlign w:val="center"/>
+          </w:tcPr>
+          <w:p>
+            <w:pPr>
+              <w:jc w:val="center"/>
+              <w:rPr>
+                <w:rFonts w:eastAsiaTheme="minorEastAsia"/>
+              </w:rPr>
+            </w:pPr>
+            <m:oMathPara>
+              <m:oMath>
+                <m:r>
+                  <w:rPr>
+                    <w:rFonts w:ascii="Cambria Math" w:hAnsi="Cambria Math"/>
+                  </w:rPr>
+                  <m:t>4</m:t>
+                </m:r>
+                <m:sSup>
+                  <m:sSupPr>
+                    <m:ctrlPr>
+                      <w:rPr>
+                        <w:rFonts w:ascii="Cambria Math" w:hAnsi="Cambria Math"/>
+                        <w:i/>
+                      </w:rPr>
+                    </m:ctrlPr>
+                  </m:sSupPr>
+                  <m:e>
+                    <m:r>
+                      <w:rPr>
+                        <w:rFonts w:ascii="Cambria Math" w:hAnsi="Cambria Math"/>
+                      </w:rPr>
+                      <m:t>x</m:t>
+                    </m:r>
+                  </m:e>
+                  <m:sup>
+                    <m:r>
+                      <w:rPr>
+                        <w:rFonts w:ascii="Cambria Math" w:hAnsi="Cambria Math"/>
+                      </w:rPr>
+                      <m:t>3</m:t>
+                    </m:r>
+                  </m:sup>
+                </m:sSup>
+                <m:r>
+                  <w:rPr>
+                    <w:rFonts w:ascii="Cambria Math" w:hAnsi="Cambria Math"/>
+                  </w:rPr>
+                  <m:t>-7</m:t>
+                </m:r>
+                <m:sSup>
+                  <m:sSupPr>
+                    <m:ctrlPr>
+                      <w:rPr>
+                        <w:rFonts w:ascii="Cambria Math" w:hAnsi="Cambria Math"/>
+                        <w:i/>
+                      </w:rPr>
+                    </m:ctrlPr>
+                  </m:sSupPr>
+                  <m:e>
+                    <m:r>
+                      <w:rPr>
+                        <w:rFonts w:ascii="Cambria Math" w:hAnsi="Cambria Math"/>
+                      </w:rPr>
+                      <m:t>x</m:t>
+                    </m:r>
+                  </m:e>
+                  <m:sup>
+                    <m:r>
+                      <w:rPr>
+                        <w:rFonts w:ascii="Cambria Math" w:hAnsi="Cambria Math"/>
+                      </w:rPr>
+                      <m:t>2</m:t>
+                    </m:r>
+                  </m:sup>
+                </m:sSup>
+                <m:r>
+                  <w:rPr>
+                    <w:rFonts w:ascii="Cambria Math" w:hAnsi="Cambria Math"/>
+                  </w:rPr>
+                  <m:t>-8x+14=0</m:t>
+                </m:r>
+              </m:oMath>
+            </m:oMathPara>
+          </w:p>
+          <w:p>
+            <w:pPr>
+              <w:jc w:val="center"/>
+            </w:pPr>
+          </w:p>
+        </w:tc>
+      </w:tr>
+      <w:tr>
+        <w:trPr>
+          <w:trHeight w:val="1410"/>
+          <w:jc w:val="center"/>
+        </w:trPr>
+        <w:tc>
+          <w:tcPr>
+            <w:tcW w:w="3007" w:type="dxa"/>
+            <w:vAlign w:val="center"/>
+          </w:tcPr>
+          <w:p>
+            <w:pPr>
+              <w:jc w:val="center"/>
+              <w:rPr>
+                <w:rFonts w:eastAsiaTheme="minorEastAsia"/>
+              </w:rPr>
+            </w:pPr>
+            <m:oMathPara>
+              <m:oMath>
+                <m:func>
+                  <m:funcPr>
+                    <m:ctrlPr>
+                      <w:rPr>
+                        <w:rFonts w:ascii="Cambria Math" w:hAnsi="Cambria Math"/>
+                        <w:i/>
+                      </w:rPr>
+                    </m:ctrlPr>
+                  </m:funcPr>
+                  <m:fName>
+                    <m:limLow>
+                      <m:limLowPr>
+                        <m:ctrlPr>
+                          <w:rPr>
+                            <w:rFonts w:ascii="Cambria Math" w:hAnsi="Cambria Math"/>
+                            <w:i/>
+                          </w:rPr>
+                        </m:ctrlPr>
+                      </m:limLowPr>
+                      <m:e>
+                        <m:r>
+                          <m:rPr>
+                            <m:sty m:val="p"/>
+                          </m:rPr>
+                          <w:rPr>
+                            <w:rFonts w:ascii="Cambria Math" w:hAnsi="Cambria Math"/>
+                          </w:rPr>
+                          <m:t>lim</m:t>
+                        </m:r>
+                      </m:e>
+                      <m:lim>
+                        <m:r>
+                          <w:rPr>
+                            <w:rFonts w:ascii="Cambria Math" w:hAnsi="Cambria Math"/>
+                          </w:rPr>
+                          <m:t>x→</m:t>
+                        </m:r>
+                        <m:sSup>
+                          <m:sSupPr>
+                            <m:ctrlPr>
+                              <w:rPr>
+                                <w:rFonts w:ascii="Cambria Math" w:hAnsi="Cambria Math"/>
+                                <w:i/>
+                              </w:rPr>
+                            </m:ctrlPr>
+                          </m:sSupPr>
+                          <m:e>
+                            <m:r>
+                              <w:rPr>
+                                <w:rFonts w:ascii="Cambria Math" w:hAnsi="Cambria Math"/>
+                              </w:rPr>
+                              <m:t>2</m:t>
+                            </m:r>
+                          </m:e>
+                          <m:sup>
+                            <m:r>
+                              <w:rPr>
+                                <w:rFonts w:ascii="Cambria Math" w:hAnsi="Cambria Math"/>
+                              </w:rPr>
+                              <m:t>-</m:t>
+                            </m:r>
+                          </m:sup>
+                        </m:sSup>
+                      </m:lim>
+                    </m:limLow>
+                  </m:fName>
+                  <m:e>
+                    <m:f>
+                      <m:fPr>
+                        <m:ctrlPr>
+                          <w:rPr>
+                            <w:rFonts w:ascii="Cambria Math" w:hAnsi="Cambria Math"/>
+                            <w:i/>
+                          </w:rPr>
+                        </m:ctrlPr>
+                      </m:fPr>
+                      <m:num>
+                        <m:r>
+                          <w:rPr>
+                            <w:rFonts w:ascii="Cambria Math" w:hAnsi="Cambria Math"/>
+                          </w:rPr>
+                          <m:t>|</m:t>
+                        </m:r>
+                        <m:sSup>
+                          <m:sSupPr>
+                            <m:ctrlPr>
+                              <w:rPr>
+                                <w:rFonts w:ascii="Cambria Math" w:hAnsi="Cambria Math"/>
+                                <w:i/>
+                              </w:rPr>
+                            </m:ctrlPr>
+                          </m:sSupPr>
+                          <m:e>
+                            <m:r>
+                              <w:rPr>
+                                <w:rFonts w:ascii="Cambria Math" w:hAnsi="Cambria Math"/>
+                              </w:rPr>
+                              <m:t>x</m:t>
+                            </m:r>
+                          </m:e>
+                          <m:sup>
+                            <m:r>
+                              <w:rPr>
+                                <w:rFonts w:ascii="Cambria Math" w:hAnsi="Cambria Math"/>
+                              </w:rPr>
+                              <m:t>2</m:t>
+                            </m:r>
+                          </m:sup>
+                        </m:sSup>
+                        <m:r>
+                          <w:rPr>
+                            <w:rFonts w:ascii="Cambria Math" w:hAnsi="Cambria Math"/>
+                          </w:rPr>
+                          <m:t>-5x+6|</m:t>
+                        </m:r>
+                      </m:num>
+                      <m:den>
+                        <m:sSup>
+                          <m:sSupPr>
+                            <m:ctrlPr>
+                              <w:rPr>
+                                <w:rFonts w:ascii="Cambria Math" w:hAnsi="Cambria Math"/>
+                                <w:i/>
+                              </w:rPr>
+                            </m:ctrlPr>
+                          </m:sSupPr>
+                          <m:e>
+                            <m:r>
+                              <w:rPr>
+                                <w:rFonts w:ascii="Cambria Math" w:hAnsi="Cambria Math"/>
+                              </w:rPr>
+                              <m:t>x</m:t>
+                            </m:r>
+                          </m:e>
+                          <m:sup>
+                            <m:r>
+                              <w:rPr>
+                                <w:rFonts w:ascii="Cambria Math" w:hAnsi="Cambria Math"/>
+                              </w:rPr>
+                              <m:t>3</m:t>
+                            </m:r>
+                          </m:sup>
+                        </m:sSup>
+                        <m:r>
+                          <w:rPr>
+                            <w:rFonts w:ascii="Cambria Math" w:hAnsi="Cambria Math"/>
+                          </w:rPr>
+                          <m:t>-8</m:t>
+                        </m:r>
+                      </m:den>
+                    </m:f>
+                  </m:e>
+                </m:func>
+              </m:oMath>
+            </m:oMathPara>
+          </w:p>
+          <w:p>
+            <w:pPr>
+              <w:jc w:val="center"/>
+            </w:pPr>
+          </w:p>
+        </w:tc>
+      </w:tr>
+    </w:tbl>
+    <w:p/>
     <w:sectPr>
       <w:pgSz w:w="11906" w:h="16838"/>
       <w:pgMar w:top="1417" w:right="1417" w:bottom="1417" w:left="1417" w:header="708" w:footer="708" w:gutter="0"/>
@@ -909,6 +1436,10 @@
   <w:style w:type="paragraph" w:default="1" w:styleId="Normalny">
     <w:name w:val="Normal"/>
     <w:qFormat/>
+    <w:rsid w:val="00A24EFF"/>
+    <w:pPr>
+      <w:spacing w:after="0"/>
+    </w:pPr>
   </w:style>
   <w:style w:type="paragraph" w:styleId="Nagwek1">
     <w:name w:val="heading 1"/>
@@ -1034,7 +1565,7 @@
     <w:pPr>
       <w:keepNext/>
       <w:keepLines/>
-      <w:spacing w:before="40" w:after="0"/>
+      <w:spacing w:before="40"/>
       <w:outlineLvl w:val="5"/>
     </w:pPr>
     <w:rPr>
@@ -1057,7 +1588,7 @@
     <w:pPr>
       <w:keepNext/>
       <w:keepLines/>
-      <w:spacing w:before="40" w:after="0"/>
+      <w:spacing w:before="40"/>
       <w:outlineLvl w:val="6"/>
     </w:pPr>
     <w:rPr>
@@ -1078,7 +1609,6 @@
     <w:pPr>
       <w:keepNext/>
       <w:keepLines/>
-      <w:spacing w:after="0"/>
       <w:outlineLvl w:val="7"/>
     </w:pPr>
     <w:rPr>
@@ -1101,7 +1631,6 @@
     <w:pPr>
       <w:keepNext/>
       <w:keepLines/>
-      <w:spacing w:after="0"/>
       <w:outlineLvl w:val="8"/>
     </w:pPr>
     <w:rPr>
@@ -1435,6 +1964,25 @@
     <w:rPr>
       <w:color w:val="666666"/>
     </w:rPr>
+  </w:style>
+  <w:style w:type="table" w:styleId="Tabela-Siatka">
+    <w:name w:val="Table Grid"/>
+    <w:basedOn w:val="Standardowy"/>
+    <w:uiPriority w:val="39"/>
+    <w:rsid w:val="00A24EFF"/>
+    <w:pPr>
+      <w:spacing w:after="0" w:line="240" w:lineRule="auto"/>
+    </w:pPr>
+    <w:tblPr>
+      <w:tblBorders>
+        <w:top w:val="single" w:sz="4" w:space="0" w:color="auto"/>
+        <w:left w:val="single" w:sz="4" w:space="0" w:color="auto"/>
+        <w:bottom w:val="single" w:sz="4" w:space="0" w:color="auto"/>
+        <w:right w:val="single" w:sz="4" w:space="0" w:color="auto"/>
+        <w:insideH w:val="single" w:sz="4" w:space="0" w:color="auto"/>
+        <w:insideV w:val="single" w:sz="4" w:space="0" w:color="auto"/>
+      </w:tblBorders>
+    </w:tblPr>
   </w:style>
 </w:styles>
 </file>
